--- a/res/synthetic_fascicoli/fascicoli/fascicolo_sintetico_036/sentenza.docx
+++ b/res/synthetic_fascicoli/fascicoli/fascicolo_sintetico_036/sentenza.docx
@@ -338,7 +338,7 @@
               <w:rStyle w:val="PlaceholderText"/>
               <w:lang w:val="en-US"/>
             </w:rPr>
-            <w:t>583/2024</w:t>
+            <w:t>633/2025</w:t>
           </w:r>
         </w:sdtContent>
       </w:sdt>
@@ -400,7 +400,7 @@
               <w:rStyle w:val="PlaceholderText"/>
               <w:lang w:val="en-US"/>
             </w:rPr>
-            <w:t>Chiara Luz Costa</w:t>
+            <w:t>Renata Araujo</w:t>
           </w:r>
         </w:sdtContent>
       </w:sdt>
@@ -444,7 +444,7 @@
               <w:rStyle w:val="PlaceholderText"/>
               <w:lang w:val="en-US"/>
             </w:rPr>
-            <w:t>Paolo Neri, Marco Moretti</w:t>
+            <w:t>Mateus Araujo, Carlos Souza</w:t>
           </w:r>
         </w:sdtContent>
       </w:sdt>
@@ -805,7 +805,7 @@
             <w:rPr>
               <w:rStyle w:val="PlaceholderText"/>
             </w:rPr>
-            <w:t>13-03-2024</w:t>
+            <w:t>24-08-2025</w:t>
           </w:r>
         </w:sdtContent>
       </w:sdt>
@@ -909,7 +909,7 @@
               <w:rStyle w:val="PlaceholderText"/>
               <w:lang w:val="en-US"/>
             </w:rPr>
-            <w:t>Nonostante la regolare notificazione del ricorso, il Ministero dell'Interno non si è costituito.</w:t>
+            <w:t>Il Ministero dell'Interno, tramite l'Avvocatura Distrettuale dello Stato di Brescia, si è costituito in giudizio il 07-07-2024.</w:t>
           </w:r>
         </w:sdtContent>
       </w:sdt>
@@ -950,7 +950,7 @@
             <w:rPr>
               <w:rStyle w:val="PlaceholderText"/>
             </w:rPr>
-            <w:t>SI</w:t>
+            <w:t>NO</w:t>
           </w:r>
         </w:sdtContent>
       </w:sdt>
@@ -1034,7 +1034,7 @@
             <w:rPr>
               <w:rStyle w:val="PlaceholderText"/>
             </w:rPr>
-            <w:t>Giulia Carlo Conti</w:t>
+            <w:t>Carolina Aparecida Almeida</w:t>
           </w:r>
         </w:sdtContent>
       </w:sdt>
@@ -1149,7 +1149,7 @@
               <w:rStyle w:val="PlaceholderText"/>
               <w:lang w:val="en-US"/>
             </w:rPr>
-            <w:t>08-02-1840</w:t>
+            <w:t>08-09-1854</w:t>
           </w:r>
         </w:sdtContent>
       </w:sdt>
@@ -1368,7 +1368,7 @@
               <w:rStyle w:val="PlaceholderText"/>
               <w:lang w:val="en-US"/>
             </w:rPr>
-            <w:t>Linea di discendenza allegata: Giulia Carlo Conti -&gt; Matteo Gallo -&gt; Francesca Leoni -&gt; Ana Marini -&gt; Chiara Luz Costa.</w:t>
+            <w:t>Linea di discendenza allegata: Carolina Aparecida Almeida -&gt; Ana Rodrigues -&gt; Carlos Araujo-Rodrigues -&gt; Ana Ana Santos-Araujo-Rodrigues -&gt; Renata Araujo</w:t>
           </w:r>
         </w:sdtContent>
       </w:sdt>
@@ -2803,7 +2803,7 @@
               <w:rStyle w:val="PlaceholderText"/>
               <w:lang w:val="en-US"/>
             </w:rPr>
-            <w:t>Di contro, il Ministero dell'Interno non si è costituito.</w:t>
+            <w:t>Di contro, il Ministero dell'Interno si è limitato a evocare l'accertamento di eventuali fattispecie estintive del diritto, senza nemmeno allegarle (né aver provato una richiesta di informazioni all'Autorità Consolare).</w:t>
           </w:r>
         </w:p>
       </w:sdtContent>
@@ -3247,7 +3247,7 @@
               <w:rStyle w:val="PlaceholderText"/>
               <w:lang w:val="en-US"/>
             </w:rPr>
-            <w:t>Chiara Luz Costa, nata a Sao Paulo il 22-06-1963</w:t>
+            <w:t>Renata Araujo, nata a Campinas il 02-08-1992</w:t>
           </w:r>
         </w:p>
       </w:sdtContent>
